--- a/Files/Jurnal_out/Template JST V2.docx
+++ b/Files/Jurnal_out/Template JST V2.docx
@@ -170,6 +170,7 @@
           <w:position w:val="10"/>
           <w:sz w:val="24"/>
           <w:szCs w:val="24"/>
+          <w:lang w:val="en-US"/>
         </w:rPr>
       </w:pPr>
       <w:r>
@@ -208,8 +209,19 @@
           <w:szCs w:val="24"/>
           <w:lang w:val="en-US"/>
         </w:rPr>
-        <w:t xml:space="preserve"> Anggara</w:t>
-      </w:r>
+        <w:t xml:space="preserve"> </w:t>
+      </w:r>
+      <w:proofErr w:type="spellStart"/>
+      <w:r>
+        <w:rPr>
+          <w:rFonts w:ascii="Arial" w:hAnsi="Arial" w:cs="Arial"/>
+          <w:sz w:val="24"/>
+          <w:szCs w:val="24"/>
+          <w:lang w:val="en-US"/>
+        </w:rPr>
+        <w:t>Anggara</w:t>
+      </w:r>
+      <w:proofErr w:type="spellEnd"/>
       <w:r>
         <w:rPr>
           <w:rFonts w:ascii="Arial" w:hAnsi="Arial" w:cs="Arial"/>
@@ -298,8 +310,9 @@
           <w:position w:val="10"/>
           <w:sz w:val="20"/>
           <w:szCs w:val="24"/>
-        </w:rPr>
-        <w:t>1</w:t>
+          <w:lang w:val="en-US"/>
+        </w:rPr>
+        <w:t>2</w:t>
       </w:r>
     </w:p>
     <w:p>
@@ -326,8 +339,20 @@
         <w:rPr>
           <w:rFonts w:ascii="Arial" w:hAnsi="Arial" w:cs="Arial"/>
           <w:position w:val="10"/>
+          <w:sz w:val="20"/>
+          <w:szCs w:val="20"/>
         </w:rPr>
         <w:t>1</w:t>
+      </w:r>
+      <w:r>
+        <w:rPr>
+          <w:rFonts w:ascii="Arial" w:hAnsi="Arial" w:cs="Arial"/>
+          <w:position w:val="10"/>
+          <w:sz w:val="20"/>
+          <w:szCs w:val="20"/>
+          <w:lang w:val="en-US"/>
+        </w:rPr>
+        <w:t>,2</w:t>
       </w:r>
       <w:r>
         <w:rPr>
@@ -540,7 +565,16 @@
           <w:position w:val="-1"/>
           <w:lang w:val="en-US"/>
         </w:rPr>
-        <w:t>, emailpenulis2</w:t>
+        <w:t xml:space="preserve">, </w:t>
+      </w:r>
+      <w:r>
+        <w:rPr>
+          <w:rFonts w:ascii="Arial" w:hAnsi="Arial" w:cs="Arial"/>
+          <w:spacing w:val="-6"/>
+          <w:position w:val="-1"/>
+          <w:lang w:val="en-US"/>
+        </w:rPr>
+        <w:t>brilliankhar@gmail.com</w:t>
       </w:r>
     </w:p>
     <w:p>
@@ -1010,18 +1044,7 @@
           <w:szCs w:val="20"/>
           <w:lang w:val="en-US"/>
         </w:rPr>
-        <w:t xml:space="preserve"> </w:t>
-      </w:r>
-      <w:r>
-        <w:rPr>
-          <w:rFonts w:ascii="Arial" w:hAnsi="Arial" w:cs="Arial"/>
-          <w:color w:val="000000"/>
-          <w:spacing w:val="-1"/>
-          <w:sz w:val="20"/>
-          <w:szCs w:val="20"/>
-          <w:lang w:val="en-US"/>
-        </w:rPr>
-        <w:t xml:space="preserve">Pada </w:t>
+        <w:t xml:space="preserve"> Pada </w:t>
       </w:r>
       <w:proofErr w:type="spellStart"/>
       <w:r>
@@ -5418,7 +5441,18 @@
           <w:szCs w:val="20"/>
           <w:lang w:val="en-US"/>
         </w:rPr>
-        <w:t>C</w:t>
+        <w:t>Control</w:t>
+      </w:r>
+      <w:r>
+        <w:rPr>
+          <w:rFonts w:ascii="Arial" w:hAnsi="Arial" w:cs="Arial"/>
+          <w:color w:val="000000"/>
+          <w:position w:val="-1"/>
+          <w:sz w:val="20"/>
+          <w:szCs w:val="20"/>
+          <w:lang w:val="en-US"/>
+        </w:rPr>
+        <w:t xml:space="preserve"> </w:t>
       </w:r>
       <w:r>
         <w:rPr>
@@ -5431,57 +5465,7 @@
           <w:szCs w:val="20"/>
           <w:lang w:val="en-US"/>
         </w:rPr>
-        <w:t>ontrol</w:t>
-      </w:r>
-      <w:r>
-        <w:rPr>
-          <w:rFonts w:ascii="Arial" w:hAnsi="Arial" w:cs="Arial"/>
-          <w:color w:val="000000"/>
-          <w:position w:val="-1"/>
-          <w:sz w:val="20"/>
-          <w:szCs w:val="20"/>
-          <w:lang w:val="en-US"/>
-        </w:rPr>
-        <w:t xml:space="preserve"> </w:t>
-      </w:r>
-      <w:r>
-        <w:rPr>
-          <w:rFonts w:ascii="Arial" w:hAnsi="Arial" w:cs="Arial"/>
-          <w:i/>
-          <w:iCs/>
-          <w:color w:val="000000"/>
-          <w:position w:val="-1"/>
-          <w:sz w:val="20"/>
-          <w:szCs w:val="20"/>
-          <w:lang w:val="en-US"/>
-        </w:rPr>
-        <w:t>S</w:t>
-      </w:r>
-      <w:r>
-        <w:rPr>
-          <w:rFonts w:ascii="Arial" w:hAnsi="Arial" w:cs="Arial"/>
-          <w:i/>
-          <w:iCs/>
-          <w:color w:val="000000"/>
-          <w:position w:val="-1"/>
-          <w:sz w:val="20"/>
-          <w:szCs w:val="20"/>
-          <w:lang w:val="en-US"/>
-        </w:rPr>
-        <w:t>y</w:t>
-      </w:r>
-      <w:r>
-        <w:rPr>
-          <w:rFonts w:ascii="Arial" w:hAnsi="Arial" w:cs="Arial"/>
-          <w:i/>
-          <w:iCs/>
-          <w:color w:val="000000"/>
-          <w:position w:val="-1"/>
-          <w:sz w:val="20"/>
-          <w:szCs w:val="20"/>
-          <w:lang w:val="en-US"/>
-        </w:rPr>
-        <w:t>stem</w:t>
+        <w:t>System</w:t>
       </w:r>
       <w:r>
         <w:rPr>
@@ -35471,7 +35455,27 @@
         <w:szCs w:val="20"/>
         <w:lang w:val="en-US"/>
       </w:rPr>
-      <w:t xml:space="preserve">P-ISSN : 2303-3142  </w:t>
+      <w:t>P-</w:t>
+    </w:r>
+    <w:proofErr w:type="gramStart"/>
+    <w:r>
+      <w:rPr>
+        <w:rFonts w:ascii="Arial" w:hAnsi="Arial" w:cs="Arial"/>
+        <w:sz w:val="20"/>
+        <w:szCs w:val="20"/>
+        <w:lang w:val="en-US"/>
+      </w:rPr>
+      <w:t>ISSN :</w:t>
+    </w:r>
+    <w:proofErr w:type="gramEnd"/>
+    <w:r>
+      <w:rPr>
+        <w:rFonts w:ascii="Arial" w:hAnsi="Arial" w:cs="Arial"/>
+        <w:sz w:val="20"/>
+        <w:szCs w:val="20"/>
+        <w:lang w:val="en-US"/>
+      </w:rPr>
+      <w:t xml:space="preserve"> 2303-3142  </w:t>
     </w:r>
     <w:r>
       <w:rPr>
@@ -35641,6 +35645,7 @@
     <w:lsdException w:name="Strong" w:uiPriority="22" w:qFormat="1"/>
     <w:lsdException w:name="Emphasis" w:uiPriority="20" w:qFormat="1"/>
     <w:lsdException w:name="HTML Keyboard" w:semiHidden="1" w:unhideWhenUsed="1"/>
+    <w:lsdException w:name="Normal Table" w:semiHidden="1" w:unhideWhenUsed="1"/>
     <w:lsdException w:name="annotation subject" w:semiHidden="1" w:unhideWhenUsed="1"/>
     <w:lsdException w:name="No List" w:semiHidden="1" w:unhideWhenUsed="1"/>
     <w:lsdException w:name="Outline List 1" w:semiHidden="1" w:unhideWhenUsed="1"/>
@@ -35683,8 +35688,11 @@
     <w:lsdException w:name="Table Contemporary" w:semiHidden="1" w:unhideWhenUsed="1"/>
     <w:lsdException w:name="Table Elegant" w:semiHidden="1" w:unhideWhenUsed="1"/>
     <w:lsdException w:name="Table Professional" w:semiHidden="1" w:unhideWhenUsed="1"/>
+    <w:lsdException w:name="Table Subtle 1" w:semiHidden="1" w:unhideWhenUsed="1"/>
     <w:lsdException w:name="Table Subtle 2" w:semiHidden="1" w:unhideWhenUsed="1"/>
     <w:lsdException w:name="Table Web 1" w:semiHidden="1" w:unhideWhenUsed="1"/>
+    <w:lsdException w:name="Table Web 2" w:semiHidden="1" w:unhideWhenUsed="1"/>
+    <w:lsdException w:name="Table Web 3" w:semiHidden="1" w:unhideWhenUsed="1"/>
     <w:lsdException w:name="Balloon Text" w:semiHidden="1" w:unhideWhenUsed="1"/>
     <w:lsdException w:name="Table Grid" w:uiPriority="59"/>
     <w:lsdException w:name="Table Theme" w:semiHidden="1" w:unhideWhenUsed="1"/>
